--- a/submissions/02-title-exam-cedarbrook-lot12/inputs/title_order_hlt262214.docx
+++ b/submissions/02-title-exam-cedarbrook-lot12/inputs/title_order_hlt262214.docx
@@ -33,13 +33,13 @@
         <w:tblLook w:val="04A0" w:firstRow="1" w:lastRow="0" w:firstColumn="1" w:lastColumn="0" w:noHBand="0" w:noVBand="1"/>
       </w:tblPr>
       <w:tblGrid>
-        <w:gridCol w:w="2304"/>
-        <w:gridCol w:w="7056"/>
+        <w:gridCol w:w="4680"/>
+        <w:gridCol w:w="4680"/>
       </w:tblGrid>
       <w:tr>
         <w:tc>
           <w:tcPr>
-            <w:tcW w:w="2304" w:type="dxa"/>
+            <w:tcW w:w="4680" w:type="dxa"/>
             <w:shd w:val="clear" w:color="auto" w:fill="DCE8DD"/>
           </w:tcPr>
           <w:p>
@@ -53,7 +53,7 @@
         </w:tc>
         <w:tc>
           <w:tcPr>
-            <w:tcW w:w="7056" w:type="dxa"/>
+            <w:tcW w:w="4680" w:type="dxa"/>
             <w:shd w:val="clear" w:color="auto" w:fill="DCE8DD"/>
           </w:tcPr>
           <w:p>
@@ -69,7 +69,7 @@
       <w:tr>
         <w:tc>
           <w:tcPr>
-            <w:tcW w:w="2304" w:type="dxa"/>
+            <w:tcW w:w="4680" w:type="dxa"/>
           </w:tcPr>
           <w:p>
             <w:r>
@@ -79,7 +79,7 @@
         </w:tc>
         <w:tc>
           <w:tcPr>
-            <w:tcW w:w="7056" w:type="dxa"/>
+            <w:tcW w:w="4680" w:type="dxa"/>
           </w:tcPr>
           <w:p>
             <w:r>
@@ -91,7 +91,7 @@
       <w:tr>
         <w:tc>
           <w:tcPr>
-            <w:tcW w:w="2304" w:type="dxa"/>
+            <w:tcW w:w="4680" w:type="dxa"/>
           </w:tcPr>
           <w:p>
             <w:r>
@@ -101,7 +101,7 @@
         </w:tc>
         <w:tc>
           <w:tcPr>
-            <w:tcW w:w="7056" w:type="dxa"/>
+            <w:tcW w:w="4680" w:type="dxa"/>
           </w:tcPr>
           <w:p>
             <w:r>
@@ -113,7 +113,7 @@
       <w:tr>
         <w:tc>
           <w:tcPr>
-            <w:tcW w:w="2304" w:type="dxa"/>
+            <w:tcW w:w="4680" w:type="dxa"/>
           </w:tcPr>
           <w:p>
             <w:r>
@@ -123,7 +123,7 @@
         </w:tc>
         <w:tc>
           <w:tcPr>
-            <w:tcW w:w="7056" w:type="dxa"/>
+            <w:tcW w:w="4680" w:type="dxa"/>
           </w:tcPr>
           <w:p>
             <w:r>
@@ -135,7 +135,7 @@
       <w:tr>
         <w:tc>
           <w:tcPr>
-            <w:tcW w:w="2304" w:type="dxa"/>
+            <w:tcW w:w="4680" w:type="dxa"/>
           </w:tcPr>
           <w:p>
             <w:r>
@@ -145,11 +145,11 @@
         </w:tc>
         <w:tc>
           <w:tcPr>
-            <w:tcW w:w="7056" w:type="dxa"/>
+            <w:tcW w:w="4680" w:type="dxa"/>
           </w:tcPr>
           <w:p>
             <w:r>
-              <w:t>418 Cedarbrook Drive, Newark, Ohio 43055; parcel 048-112-00.000; Lot 12 and the North One-Half of Lot 13, Cedarbrook Subdivision, Plat Book 9, Page 41</w:t>
+              <w:t>418 Cedarbrook Drive, Newark, Ohio 43055; Lot 12 and the north 42.25 feet of Lot 13, Cedarbrook Subdivision, Plat Book 9, Page 41; parcel 048-112-00.000</w:t>
             </w:r>
           </w:p>
         </w:tc>
@@ -157,7 +157,7 @@
       <w:tr>
         <w:tc>
           <w:tcPr>
-            <w:tcW w:w="2304" w:type="dxa"/>
+            <w:tcW w:w="4680" w:type="dxa"/>
           </w:tcPr>
           <w:p>
             <w:r>
@@ -167,11 +167,11 @@
         </w:tc>
         <w:tc>
           <w:tcPr>
-            <w:tcW w:w="7056" w:type="dxa"/>
+            <w:tcW w:w="4680" w:type="dxa"/>
           </w:tcPr>
           <w:p>
             <w:r>
-              <w:t>Tamsin Okafor, married to Emeka Okafor (married in 2020 per the seller information sheet)</w:t>
+              <w:t>Tamsin N. Okafor, who took title as Tamsin N. Bello, married to Emeka C. Okafor</w:t>
             </w:r>
           </w:p>
         </w:tc>
@@ -179,7 +179,7 @@
       <w:tr>
         <w:tc>
           <w:tcPr>
-            <w:tcW w:w="2304" w:type="dxa"/>
+            <w:tcW w:w="4680" w:type="dxa"/>
           </w:tcPr>
           <w:p>
             <w:r>
@@ -189,7 +189,7 @@
         </w:tc>
         <w:tc>
           <w:tcPr>
-            <w:tcW w:w="7056" w:type="dxa"/>
+            <w:tcW w:w="4680" w:type="dxa"/>
           </w:tcPr>
           <w:p>
             <w:r>
@@ -201,7 +201,7 @@
       <w:tr>
         <w:tc>
           <w:tcPr>
-            <w:tcW w:w="2304" w:type="dxa"/>
+            <w:tcW w:w="4680" w:type="dxa"/>
           </w:tcPr>
           <w:p>
             <w:r>
@@ -211,7 +211,7 @@
         </w:tc>
         <w:tc>
           <w:tcPr>
-            <w:tcW w:w="7056" w:type="dxa"/>
+            <w:tcW w:w="4680" w:type="dxa"/>
           </w:tcPr>
           <w:p>
             <w:r>
@@ -223,7 +223,7 @@
       <w:tr>
         <w:tc>
           <w:tcPr>
-            <w:tcW w:w="2304" w:type="dxa"/>
+            <w:tcW w:w="4680" w:type="dxa"/>
           </w:tcPr>
           <w:p>
             <w:r>
@@ -233,7 +233,7 @@
         </w:tc>
         <w:tc>
           <w:tcPr>
-            <w:tcW w:w="7056" w:type="dxa"/>
+            <w:tcW w:w="4680" w:type="dxa"/>
           </w:tcPr>
           <w:p>
             <w:r>
@@ -245,7 +245,7 @@
       <w:tr>
         <w:tc>
           <w:tcPr>
-            <w:tcW w:w="2304" w:type="dxa"/>
+            <w:tcW w:w="4680" w:type="dxa"/>
           </w:tcPr>
           <w:p>
             <w:r>
@@ -255,7 +255,7 @@
         </w:tc>
         <w:tc>
           <w:tcPr>
-            <w:tcW w:w="7056" w:type="dxa"/>
+            <w:tcW w:w="4680" w:type="dxa"/>
           </w:tcPr>
           <w:p>
             <w:r>
@@ -267,7 +267,29 @@
       <w:tr>
         <w:tc>
           <w:tcPr>
-            <w:tcW w:w="2304" w:type="dxa"/>
+            <w:tcW w:w="4680" w:type="dxa"/>
+          </w:tcPr>
+          <w:p>
+            <w:r>
+              <w:t>Commitment date</w:t>
+            </w:r>
+          </w:p>
+        </w:tc>
+        <w:tc>
+          <w:tcPr>
+            <w:tcW w:w="4680" w:type="dxa"/>
+          </w:tcPr>
+          <w:p>
+            <w:r>
+              <w:t>October 2, 2026, the date through which the searches are certified</w:t>
+            </w:r>
+          </w:p>
+        </w:tc>
+      </w:tr>
+      <w:tr>
+        <w:tc>
+          <w:tcPr>
+            <w:tcW w:w="4680" w:type="dxa"/>
           </w:tcPr>
           <w:p>
             <w:r>
@@ -277,11 +299,11 @@
         </w:tc>
         <w:tc>
           <w:tcPr>
-            <w:tcW w:w="7056" w:type="dxa"/>
+            <w:tcW w:w="4680" w:type="dxa"/>
           </w:tcPr>
           <w:p>
             <w:r>
-              <w:t>Friday, November 6, 2026 at the agency's Newark office</w:t>
+              <w:t>November 6, 2026 at the agency's Newark office</w:t>
             </w:r>
           </w:p>
         </w:tc>
@@ -289,7 +311,7 @@
       <w:tr>
         <w:tc>
           <w:tcPr>
-            <w:tcW w:w="2304" w:type="dxa"/>
+            <w:tcW w:w="4680" w:type="dxa"/>
           </w:tcPr>
           <w:p>
             <w:r>
@@ -299,7 +321,7 @@
         </w:tc>
         <w:tc>
           <w:tcPr>
-            <w:tcW w:w="7056" w:type="dxa"/>
+            <w:tcW w:w="4680" w:type="dxa"/>
           </w:tcPr>
           <w:p>
             <w:r>
@@ -327,7 +349,7 @@
         <w:spacing w:after="120"/>
       </w:pPr>
       <w:r>
-        <w:t>Please examine and report to me under this order number. I need the report in a form I can build the commitment from, so state the vesting, the chain, the requirements the underwriter will insist on before it insures, the Schedule B exceptions, and every figure of record that will have to be collected at closing. The contract calls for the seller to convey by warranty deed and to pay off everything of record at closing.</w:t>
+        <w:t>Please examine and report to me under this order number. I need the report in a form I can build the commitment from, so state the vesting, the chain, the requirements the underwriter will insist on before it insures, the Schedule B exceptions, and every figure of record that will have to be collected at closing. The contract calls for the seller to convey by warranty deed and to clear everything of record at closing.</w:t>
       </w:r>
     </w:p>
     <w:p>
@@ -335,10 +357,7 @@
         <w:spacing w:after="120"/>
       </w:pPr>
       <w:r>
-        <w:t>Prorate the current-year real estate taxes through the day of closing on a 365-day year, using the most recent full-year tax bill as the estimate, as the contract provides. Delinquent installments, penalties, and special assessment installments that are past due are collected from the seller in full. Interest on any judgment lien runs at the rate the certificate of judgment states, from the date the judgment was rendered through the closing date, on a simple basis over a 365-day year, plus the court costs s</w:t>
-      </w:r>
-      <w:r>
-        <w:t>hown on the certificate.</w:t>
+        <w:t>Prorate the current-year real estate taxes through the day of closing on a 365-day year, using the most recent full-year tax bill as the estimate, as the contract provides. Special assessments are not prorated. Delinquent installments, penalties, and special assessment installments that are past due are collected in full.</w:t>
       </w:r>
     </w:p>
     <w:p>
@@ -346,7 +365,43 @@
         <w:spacing w:after="120"/>
       </w:pPr>
       <w:r>
-        <w:t>The lender requires a loan policy with the new mortgage insured as a first lien, so anything of record ahead of it has to be released or cleared as a requirement. The buyers have asked for a survey; treat survey matters as a standard exception unless one is delivered before closing.</w:t>
+        <w:t xml:space="preserve">Interest on a judgment lien runs at the rate the certificate of judgment states, from the date the judgment was rendered through the closing date, on a simple basis over a 365-day year, counting the closing date and not the starting date. Where the docket shows a payment credited, the payment is </w:t>
+      </w:r>
+      <w:r>
+        <w:lastRenderedPageBreak/>
+        <w:t>applied to principal on the date it was credited, and a credit the docket later vacates is left out. The court costs shown on the certificate are added to the payoff.</w:t>
+      </w:r>
+    </w:p>
+    <w:p>
+      <w:pPr>
+        <w:spacing w:after="120"/>
+      </w:pPr>
+      <w:r>
+        <w:t>The lender requires a loan policy with the new mortgage insured as a first lien, so anything of record ahead of it has to be released or cleared as a requirement. The buyers have ordered a survey from Holbrook Land Surveying. Treat survey matters as a standard exception unless the survey is delivered before you report, and if it is, except what it shows in place of the standard exception.</w:t>
+      </w:r>
+    </w:p>
+    <w:p>
+      <w:pPr>
+        <w:pStyle w:val="Heading1"/>
+      </w:pPr>
+      <w:r>
+        <w:t>From the seller information sheet</w:t>
+      </w:r>
+    </w:p>
+    <w:p>
+      <w:pPr>
+        <w:spacing w:after="120"/>
+      </w:pPr>
+      <w:r>
+        <w:t>The seller bought the house in 2018, before she married, and she married Emeka Okafor in 2020. She tells me that the two of them are separated, that a divorce is under way, and that he will not be at the table. Because she owned the house before the marriage, I am planning the deed with her signature alone unless you tell me otherwise.</w:t>
+      </w:r>
+    </w:p>
+    <w:p>
+      <w:pPr>
+        <w:spacing w:after="120"/>
+      </w:pPr>
+      <w:r>
+        <w:t>She also tells me that the only loan on the house is hers with Muskingum Valley Bank. Her taxes are paid through the bank's escrow, and she says the one bill that was missed is the July installment. I have ordered the Muskingum Valley payoff statement.</w:t>
       </w:r>
     </w:p>
     <w:p>
@@ -370,11 +425,7 @@
         <w:spacing w:after="120"/>
       </w:pPr>
       <w:r>
-        <w:lastRenderedPageBreak/>
-        <w:t>Guideline 4.2, dower. Under R.C. 2103.02 a spouse has a dower interest in real property the other spouse owned during the marriage. A conveyance by a married grantor in which the grantor's spouse does not join and release dower leaves the spouse's inchoate dower outstanding of record. Require a release of dower from the spouse, or satisfactory evidence that the dower interest has terminated by the spouse's death or by a decree of divorce or dissolution, before insuring. The same rule applies to the seller's</w:t>
-      </w:r>
-      <w:r>
-        <w:t xml:space="preserve"> conveyance at closing: a married seller's spouse must join the deed to release dower even where the spouse holds no record title.</w:t>
+        <w:t>Guideline 1.3, sources. Examine from the instrument. The recorder's index is a finding aid keyed by the recorder's staff. Where an index entry and the recorded instrument disagree on a description, a party, or a reference, the instrument controls.</w:t>
       </w:r>
     </w:p>
     <w:p>
@@ -382,7 +433,7 @@
         <w:spacing w:after="120"/>
       </w:pPr>
       <w:r>
-        <w:t>Guideline 5.1, name variances. Where a grantor's name in a conveyance differs from the name in which that person took title beyond a middle initial or its absence, require an affidavit of identity, sworn by the person or by someone with personal knowledge, establishing that the two names identify one and the same person. A nickname in place of a given name is a variance under this guideline.</w:t>
+        <w:t>Guideline 4.2, dower. Under R.C. 2103.02 a spouse has a dower interest in real property the other spouse owned during the marriage. A conveyance by a married grantor in which the grantor's spouse does not join and release dower leaves the spouse's inchoate dower outstanding of record. Require a release of dower from the spouse, or satisfactory evidence that the dower interest has terminated by the spouse's death or by a decree of divorce or dissolution, before insuring. A married seller's spouse joins the deed at closing to release dower even where the spouse holds no record title.</w:t>
       </w:r>
     </w:p>
     <w:p>
@@ -390,7 +441,7 @@
         <w:spacing w:after="120"/>
       </w:pPr>
       <w:r>
-        <w:t>Guideline 6.3, mortgages without a release of record. A mortgage of record with no satisfaction, release, or assignment of record is an open lien and is a requirement: obtain a recorded satisfaction, or a payoff at closing with the release to follow. The agency may insure over an unreleased mortgage only where the mortgage was recorded more than twenty years before the commitment date, its stated maturity has passed, and no enforcement action is of record.</w:t>
+        <w:t>Guideline 4.4, survivorship. Where title stands in two or more persons for their joint lives with remainder to the survivor and fewer than all of them convey, the death of each tenant who did not join must appear of record in the recorder's office. Require a certified copy of the death certificate recorded with an affidavit under R.C. 5302.17 before insuring. Where title stands in two or more persons without words of survivorship, each holds an undivided share. The share of one who has died passes through the estate, and a certificate of transfer under R.C. 2113.61 must appear of record in the recorder's office before the share is insured.</w:t>
       </w:r>
     </w:p>
     <w:p>
@@ -398,10 +449,7 @@
         <w:spacing w:after="120"/>
       </w:pPr>
       <w:r>
-        <w:t>Guideline 7.4, judgment liens. A certificate of judgment filed with the clerk of courts is a lien on the debtor's real property in the county from the date of filing. It attaches to a parcel only where the debtor held a record interest on or after the filing date. A judgment against a name matching a prior owner who conveyed before the filing date does not attach and is reported as examined. A judgment against the current owner is a requirement: payoff at closing with interest and costs, and a recorded sati</w:t>
-      </w:r>
-      <w:r>
-        <w:t>sfaction or release.</w:t>
+        <w:t>Guideline 5.1, name variances. A middle initial that appears in one instrument and not in another is not a variance. Where a grantor's given name differs from the name in which that person took title, require an affidavit of identity, sworn by the person or by someone with personal knowledge, establishing that the two names identify one and the same person. A nickname in place of a given name is a variance under this guideline. Where a surname has changed by marriage, the conveyance recites both names, and the lien searches are read under both.</w:t>
       </w:r>
     </w:p>
     <w:p>
@@ -409,7 +457,23 @@
         <w:spacing w:after="120"/>
       </w:pPr>
       <w:r>
-        <w:t>Guideline 8.1, legal descriptions. Where a conveyance in the chain describes less land than the grantor held of record, record title to the omitted land remains in that grantor. Require a corrective conveyance from the record owner, with the owner's spouse joining to release dower, or a judgment quieting title, before insuring the omitted land.</w:t>
+        <w:t>Guideline 6.3, mortgages without a release of record. A mortgage of record with no satisfaction or release of record is an open lien and is a requirement: obtain a recorded satisfaction, or a payoff at closing with the release to follow. A satisfaction or release clears a mortgage only when it identifies that mortgage and is executed by the party that held the mortgage of record on the date of execution. The agency may insure over an unreleased mortgage, with no requirement and no exception, only where the mortgage was recorded more than twenty years before the commitment date, its stated maturity has passed, and no enforcement action is of record.</w:t>
+      </w:r>
+    </w:p>
+    <w:p>
+      <w:pPr>
+        <w:spacing w:after="120"/>
+      </w:pPr>
+      <w:r>
+        <w:t>Guideline 7.4, judgment liens. A certificate of judgment filed with the clerk of courts is a lien on the debtor's real property in the county from the date of filing. It attaches to a parcel only where the debtor held record title to that parcel on or after the filing date, and an inchoate dower interest is not record title. A lien that attached while the debtor held the parcel remains on the parcel after the debtor conveys. The lien runs for five years from filing. A certificate refiled within the five years continues the lien for five years from the refiling, and a certificate refiled after the five years have run is a new lien from the date of refiling. A lien in force against the parcel is a requirement: payoff at closing with interest and costs, and a recorded satisfaction or a release of the parcel from the lien. A judgment that does not attach is reported as examined.</w:t>
+      </w:r>
+    </w:p>
+    <w:p>
+      <w:pPr>
+        <w:spacing w:after="120"/>
+      </w:pPr>
+      <w:r>
+        <w:t>Guideline 8.1, legal descriptions. Where a conveyance in the chain describes less land than the grantor held of record, record title to the omitted land remains in that grantor, and a later instrument out of the grantee passes nothing in the omitted land. Require a corrective conveyance from the record owner, with dower released under guideline 4.2, or a judgment quieting title, before insuring the omitted land.</w:t>
       </w:r>
     </w:p>
     <w:p>
@@ -425,7 +489,7 @@
         <w:spacing w:after="120"/>
       </w:pPr>
       <w:r>
-        <w:t>Guideline 10.5, released liens. A mechanics lien, mortgage, or other lien released by an instrument of record that references the lien is cleared and is not a requirement. Report it in the chain and move on.</w:t>
+        <w:t>Guideline 10.5, released liens. A mechanics lien or other lien released by an instrument of record that identifies the lien and is executed by the lienholder of record is cleared and is not a requirement. Report it as examined.</w:t>
       </w:r>
     </w:p>
     <w:sectPr>

--- a/submissions/02-title-exam-cedarbrook-lot12/inputs/title_order_hlt262214.docx
+++ b/submissions/02-title-exam-cedarbrook-lot12/inputs/title_order_hlt262214.docx
@@ -357,7 +357,7 @@
         <w:spacing w:after="120"/>
       </w:pPr>
       <w:r>
-        <w:t>Prorate the current-year real estate taxes through the day of closing on a 365-day year, using the most recent full-year tax bill as the estimate, as the contract provides. Special assessments are not prorated. Delinquent installments, penalties, and special assessment installments that are past due are collected in full.</w:t>
+        <w:t>Prorate the current-year real estate taxes through the day of closing on a 365-day year, using the net tax after the rollback credits on the most recent full-year bill as the estimate, as the contract provides. Special assessments are not prorated. Delinquent installments, the unpaid part of any installment paid short, penalties, and special assessment installments that are past due are collected in full.</w:t>
       </w:r>
     </w:p>
     <w:p>
@@ -365,11 +365,11 @@
         <w:spacing w:after="120"/>
       </w:pPr>
       <w:r>
-        <w:t xml:space="preserve">Interest on a judgment lien runs at the rate the certificate of judgment states, from the date the judgment was rendered through the closing date, on a simple basis over a 365-day year, counting the closing date and not the starting date. Where the docket shows a payment credited, the payment is </w:t>
+        <w:t xml:space="preserve">Interest on a judgment lien runs at the rate the certificate of judgment states, from the date the judgment was rendered through the closing date, on a simple basis over a 365-day year, counting the closing date and not the starting date. Where the docket shows a payment or a garnishment credited, the credit goes first to the interest accrued to the date it was credited and any remainder to principal, </w:t>
       </w:r>
       <w:r>
         <w:lastRenderedPageBreak/>
-        <w:t>applied to principal on the date it was credited, and a credit the docket later vacates is left out. The court costs shown on the certificate are added to the payoff.</w:t>
+        <w:t>and interest then runs on the principal as reduced. Interest the credit did not cover stays due and does not itself bear interest. A credit the docket later vacates is left out. The court costs shown on the certificate are added to the payoff.</w:t>
       </w:r>
     </w:p>
     <w:p>
